--- a/ML/Assignment 3/assignment 3.docx
+++ b/ML/Assignment 3/assignment 3.docx
@@ -1335,63 +1335,180 @@
           <w14:ligatures w14:val="none"/>
         </w:rPr>
         <w:lastRenderedPageBreak/>
-        <w:t xml:space="preserve">We have found some skewness in the dataset so to remove that we have used log, square root and </w:t>
-      </w:r>
-      <w:r>
-        <w:rPr>
-          <w:rFonts w:ascii="Times New Roman" w:eastAsia="Times New Roman" w:hAnsi="Times New Roman" w:cs="Times New Roman"/>
-          <w:kern w:val="0"/>
-          <w:sz w:val="28"/>
-          <w:szCs w:val="28"/>
-          <w:lang w:eastAsia="en-IN"/>
-          <w14:ligatures w14:val="none"/>
-        </w:rPr>
-        <w:t>Y</w:t>
-      </w:r>
-      <w:r>
-        <w:rPr>
-          <w:rFonts w:ascii="Times New Roman" w:eastAsia="Times New Roman" w:hAnsi="Times New Roman" w:cs="Times New Roman"/>
-          <w:kern w:val="0"/>
-          <w:sz w:val="28"/>
-          <w:szCs w:val="28"/>
-          <w:lang w:eastAsia="en-IN"/>
-          <w14:ligatures w14:val="none"/>
-        </w:rPr>
-        <w:t>eo-</w:t>
-      </w:r>
-      <w:r>
-        <w:rPr>
-          <w:rFonts w:ascii="Times New Roman" w:eastAsia="Times New Roman" w:hAnsi="Times New Roman" w:cs="Times New Roman"/>
-          <w:kern w:val="0"/>
-          <w:sz w:val="28"/>
-          <w:szCs w:val="28"/>
-          <w:lang w:eastAsia="en-IN"/>
-          <w14:ligatures w14:val="none"/>
-        </w:rPr>
-        <w:t>Johnson</w:t>
-      </w:r>
-      <w:r>
-        <w:rPr>
-          <w:rFonts w:ascii="Times New Roman" w:eastAsia="Times New Roman" w:hAnsi="Times New Roman" w:cs="Times New Roman"/>
-          <w:kern w:val="0"/>
-          <w:sz w:val="28"/>
-          <w:szCs w:val="28"/>
-          <w:lang w:eastAsia="en-IN"/>
-          <w14:ligatures w14:val="none"/>
-        </w:rPr>
-        <w:t xml:space="preserve"> transformation </w:t>
+        <w:t>Both the recall and f1score value for class 1 is 0.48 and 0.58 respectively which is very low in compare with its class 0 counterpart, which indicates even though t</w:t>
+      </w:r>
+      <w:r>
+        <w:rPr>
+          <w:rFonts w:ascii="Times New Roman" w:eastAsia="Times New Roman" w:hAnsi="Times New Roman" w:cs="Times New Roman"/>
+          <w:kern w:val="0"/>
+          <w:sz w:val="28"/>
+          <w:szCs w:val="28"/>
+          <w:lang w:eastAsia="en-IN"/>
+          <w14:ligatures w14:val="none"/>
+        </w:rPr>
+        <w:t>he model correctly identifies 95% of all actual class 0 instances</w:t>
+      </w:r>
+      <w:r>
+        <w:rPr>
+          <w:rFonts w:ascii="Times New Roman" w:eastAsia="Times New Roman" w:hAnsi="Times New Roman" w:cs="Times New Roman"/>
+          <w:kern w:val="0"/>
+          <w:sz w:val="28"/>
+          <w:szCs w:val="28"/>
+          <w:lang w:eastAsia="en-IN"/>
+          <w14:ligatures w14:val="none"/>
+        </w:rPr>
+        <w:t xml:space="preserve"> it</w:t>
+      </w:r>
+      <w:r>
+        <w:rPr>
+          <w:rFonts w:ascii="Times New Roman" w:eastAsia="Times New Roman" w:hAnsi="Times New Roman" w:cs="Times New Roman"/>
+          <w:kern w:val="0"/>
+          <w:sz w:val="28"/>
+          <w:szCs w:val="28"/>
+          <w:lang w:eastAsia="en-IN"/>
+          <w14:ligatures w14:val="none"/>
+        </w:rPr>
+        <w:t xml:space="preserve"> only captures 48% of actual class 1 instances, meaning it misses more than half of them.</w:t>
       </w:r>
     </w:p>
     <w:p>
       <w:pPr>
-        <w:rPr>
-          <w:rFonts w:ascii="Times New Roman" w:hAnsi="Times New Roman" w:cs="Times New Roman"/>
-          <w:sz w:val="28"/>
-          <w:szCs w:val="28"/>
-          <w:u w:val="single"/>
-          <w:lang w:val="en-US"/>
-        </w:rPr>
-      </w:pPr>
+        <w:pStyle w:val="ListParagraph"/>
+        <w:numPr>
+          <w:ilvl w:val="0"/>
+          <w:numId w:val="1"/>
+        </w:numPr>
+        <w:rPr>
+          <w:rFonts w:ascii="Times New Roman" w:eastAsia="Times New Roman" w:hAnsi="Times New Roman" w:cs="Times New Roman"/>
+          <w:kern w:val="0"/>
+          <w:sz w:val="28"/>
+          <w:szCs w:val="28"/>
+          <w:lang w:eastAsia="en-IN"/>
+          <w14:ligatures w14:val="none"/>
+        </w:rPr>
+      </w:pPr>
+      <w:r>
+        <w:rPr>
+          <w:rFonts w:ascii="Times New Roman" w:eastAsia="Times New Roman" w:hAnsi="Times New Roman" w:cs="Times New Roman"/>
+          <w:kern w:val="0"/>
+          <w:sz w:val="28"/>
+          <w:szCs w:val="28"/>
+          <w:lang w:eastAsia="en-IN"/>
+          <w14:ligatures w14:val="none"/>
+        </w:rPr>
+        <w:t>The model performs very well on class 0 (majority class): high recall (0.95) and strong precision (0.87).</w:t>
+      </w:r>
+    </w:p>
+    <w:p>
+      <w:pPr>
+        <w:pStyle w:val="ListParagraph"/>
+        <w:numPr>
+          <w:ilvl w:val="0"/>
+          <w:numId w:val="1"/>
+        </w:numPr>
+        <w:rPr>
+          <w:rFonts w:ascii="Times New Roman" w:eastAsia="Times New Roman" w:hAnsi="Times New Roman" w:cs="Times New Roman"/>
+          <w:kern w:val="0"/>
+          <w:sz w:val="28"/>
+          <w:szCs w:val="28"/>
+          <w:lang w:eastAsia="en-IN"/>
+          <w14:ligatures w14:val="none"/>
+        </w:rPr>
+      </w:pPr>
+      <w:r>
+        <w:rPr>
+          <w:rFonts w:ascii="Times New Roman" w:eastAsia="Times New Roman" w:hAnsi="Times New Roman" w:cs="Times New Roman"/>
+          <w:kern w:val="0"/>
+          <w:sz w:val="28"/>
+          <w:szCs w:val="28"/>
+          <w:lang w:eastAsia="en-IN"/>
+          <w14:ligatures w14:val="none"/>
+        </w:rPr>
+        <w:t>The imbalance in support (5095 vs 1422) suggests the dataset is skewed, which often causes the model to favo</w:t>
+      </w:r>
+      <w:r>
+        <w:rPr>
+          <w:rFonts w:ascii="Times New Roman" w:eastAsia="Times New Roman" w:hAnsi="Times New Roman" w:cs="Times New Roman"/>
+          <w:kern w:val="0"/>
+          <w:sz w:val="28"/>
+          <w:szCs w:val="28"/>
+          <w:lang w:eastAsia="en-IN"/>
+          <w14:ligatures w14:val="none"/>
+        </w:rPr>
+        <w:t>u</w:t>
+      </w:r>
+      <w:r>
+        <w:rPr>
+          <w:rFonts w:ascii="Times New Roman" w:eastAsia="Times New Roman" w:hAnsi="Times New Roman" w:cs="Times New Roman"/>
+          <w:kern w:val="0"/>
+          <w:sz w:val="28"/>
+          <w:szCs w:val="28"/>
+          <w:lang w:eastAsia="en-IN"/>
+          <w14:ligatures w14:val="none"/>
+        </w:rPr>
+        <w:t>r the majority class.</w:t>
+      </w:r>
+      <w:r>
+        <w:rPr>
+          <w:rFonts w:ascii="Times New Roman" w:eastAsia="Times New Roman" w:hAnsi="Times New Roman" w:cs="Times New Roman"/>
+          <w:kern w:val="0"/>
+          <w:sz w:val="28"/>
+          <w:szCs w:val="28"/>
+          <w:lang w:eastAsia="en-IN"/>
+          <w14:ligatures w14:val="none"/>
+        </w:rPr>
+        <w:t xml:space="preserve"> However, </w:t>
+      </w:r>
+      <w:r>
+        <w:rPr>
+          <w:rFonts w:ascii="Times New Roman" w:eastAsia="Times New Roman" w:hAnsi="Times New Roman" w:cs="Times New Roman"/>
+          <w:kern w:val="0"/>
+          <w:sz w:val="28"/>
+          <w:szCs w:val="28"/>
+          <w:lang w:eastAsia="en-IN"/>
+          <w14:ligatures w14:val="none"/>
+        </w:rPr>
+        <w:t xml:space="preserve">we have used log, square root and Yeo-Johnson transformation </w:t>
+      </w:r>
+      <w:r>
+        <w:rPr>
+          <w:rFonts w:ascii="Times New Roman" w:eastAsia="Times New Roman" w:hAnsi="Times New Roman" w:cs="Times New Roman"/>
+          <w:kern w:val="0"/>
+          <w:sz w:val="28"/>
+          <w:szCs w:val="28"/>
+          <w:lang w:eastAsia="en-IN"/>
+          <w14:ligatures w14:val="none"/>
+        </w:rPr>
+        <w:t>to remove skewness</w:t>
+      </w:r>
+    </w:p>
+    <w:p>
+      <w:pPr>
+        <w:pStyle w:val="ListParagraph"/>
+        <w:numPr>
+          <w:ilvl w:val="0"/>
+          <w:numId w:val="1"/>
+        </w:numPr>
+        <w:rPr>
+          <w:rFonts w:ascii="Times New Roman" w:eastAsia="Times New Roman" w:hAnsi="Times New Roman" w:cs="Times New Roman"/>
+          <w:kern w:val="0"/>
+          <w:sz w:val="28"/>
+          <w:szCs w:val="28"/>
+          <w:lang w:eastAsia="en-IN"/>
+          <w14:ligatures w14:val="none"/>
+        </w:rPr>
+      </w:pPr>
+      <w:r>
+        <w:rPr>
+          <w:rFonts w:ascii="Times New Roman" w:eastAsia="Times New Roman" w:hAnsi="Times New Roman" w:cs="Times New Roman"/>
+          <w:kern w:val="0"/>
+          <w:sz w:val="28"/>
+          <w:szCs w:val="28"/>
+          <w:lang w:eastAsia="en-IN"/>
+          <w14:ligatures w14:val="none"/>
+        </w:rPr>
+        <w:t>Overall, the classifier is biased toward class 0, achieving strong results there but struggling to detect class 1 reliably.</w:t>
+      </w:r>
     </w:p>
     <w:sectPr>
       <w:pgSz w:w="11906" w:h="16838"/>
